--- a/examples/prediction/doc/README.docx
+++ b/examples/prediction/doc/README.docx
@@ -2,7 +2,7 @@
 <file path=word/document.xml><?xml version="1.0" encoding="utf-8"?>
 <w:document xmlns:w="http://schemas.openxmlformats.org/wordprocessingml/2006/main" xmlns:m="http://schemas.openxmlformats.org/officeDocument/2006/math" xmlns:r="http://schemas.openxmlformats.org/officeDocument/2006/relationships" xmlns:o="urn:schemas-microsoft-com:office:office" xmlns:v="urn:schemas-microsoft-com:vml" xmlns:w10="urn:schemas-microsoft-com:office:word" xmlns:a="http://schemas.openxmlformats.org/drawingml/2006/main" xmlns:pic="http://schemas.openxmlformats.org/drawingml/2006/picture" xmlns:wp="http://schemas.openxmlformats.org/drawingml/2006/wordprocessingDrawing">
   <w:body>
-    <w:bookmarkStart w:id="24" w:name="prediction-examples"/>
+    <w:bookmarkStart w:id="26" w:name="prediction-examples"/>
     <w:p>
       <w:pPr>
         <w:pStyle w:val="Heading1"/>
@@ -27,7 +27,7 @@
         <w:t xml:space="preserve">A useful way to read this folder is to treat ARIMA as the baseline for protocol and comparison, then move through classical machine-learning regressors, then neural models, and finally inspect automated search. That sequence makes it clearer which gains come from the learner itself and which ones come from the surrounding pipeline.</w:t>
       </w:r>
     </w:p>
-    <w:bookmarkStart w:id="10" w:name="classical-baseline"/>
+    <w:bookmarkStart w:id="12" w:name="classical-baseline"/>
     <w:p>
       <w:pPr>
         <w:pStyle w:val="Heading2"/>
@@ -59,8 +59,54 @@
         <w:t xml:space="preserve">- fit ARIMA with automatic order selection and recursive forecasting.</w:t>
       </w:r>
     </w:p>
-    <w:bookmarkEnd w:id="10"/>
-    <w:bookmarkStart w:id="14" w:name="classical-machine-learning-regressors"/>
+    <w:p>
+      <w:pPr>
+        <w:pStyle w:val="Compact"/>
+        <w:numPr>
+          <w:ilvl w:val="0"/>
+          <w:numId w:val="1001"/>
+        </w:numPr>
+      </w:pPr>
+      <w:hyperlink r:id="rId10">
+        <w:r>
+          <w:rPr>
+            <w:rStyle w:val="Hyperlink"/>
+          </w:rPr>
+          <w:t xml:space="preserve">11-darima-regression.md</w:t>
+        </w:r>
+      </w:hyperlink>
+      <w:r>
+        <w:t xml:space="preserve"> </w:t>
+      </w:r>
+      <w:r>
+        <w:t xml:space="preserve">- fit the delegated-differencing ARIMA-like regressor in the sliding-window workflow.</w:t>
+      </w:r>
+    </w:p>
+    <w:p>
+      <w:pPr>
+        <w:pStyle w:val="Compact"/>
+        <w:numPr>
+          <w:ilvl w:val="0"/>
+          <w:numId w:val="1001"/>
+        </w:numPr>
+      </w:pPr>
+      <w:hyperlink r:id="rId11">
+        <w:r>
+          <w:rPr>
+            <w:rStyle w:val="Hyperlink"/>
+          </w:rPr>
+          <w:t xml:space="preserve">12-warma-regression.md</w:t>
+        </w:r>
+      </w:hyperlink>
+      <w:r>
+        <w:t xml:space="preserve"> </w:t>
+      </w:r>
+      <w:r>
+        <w:t xml:space="preserve">- fit the local window-based ARMA-inspired competitor with stepwise normalization.</w:t>
+      </w:r>
+    </w:p>
+    <w:bookmarkEnd w:id="12"/>
+    <w:bookmarkStart w:id="16" w:name="classical-machine-learning-regressors"/>
     <w:p>
       <w:pPr>
         <w:pStyle w:val="Heading2"/>
@@ -77,7 +123,7 @@
           <w:numId w:val="1002"/>
         </w:numPr>
       </w:pPr>
-      <w:hyperlink r:id="rId11">
+      <w:hyperlink r:id="rId13">
         <w:r>
           <w:rPr>
             <w:rStyle w:val="Hyperlink"/>
@@ -100,7 +146,7 @@
           <w:numId w:val="1002"/>
         </w:numPr>
       </w:pPr>
-      <w:hyperlink r:id="rId12">
+      <w:hyperlink r:id="rId14">
         <w:r>
           <w:rPr>
             <w:rStyle w:val="Hyperlink"/>
@@ -123,7 +169,7 @@
           <w:numId w:val="1002"/>
         </w:numPr>
       </w:pPr>
-      <w:hyperlink r:id="rId13">
+      <w:hyperlink r:id="rId15">
         <w:r>
           <w:rPr>
             <w:rStyle w:val="Hyperlink"/>
@@ -138,8 +184,8 @@
         <w:t xml:space="preserve">- model nonlinear relationships with random forests.</w:t>
       </w:r>
     </w:p>
-    <w:bookmarkEnd w:id="14"/>
-    <w:bookmarkStart w:id="17" w:name="feedforward-neural-models"/>
+    <w:bookmarkEnd w:id="16"/>
+    <w:bookmarkStart w:id="19" w:name="feedforward-neural-models"/>
     <w:p>
       <w:pPr>
         <w:pStyle w:val="Heading2"/>
@@ -156,7 +202,7 @@
           <w:numId w:val="1003"/>
         </w:numPr>
       </w:pPr>
-      <w:hyperlink r:id="rId15">
+      <w:hyperlink r:id="rId17">
         <w:r>
           <w:rPr>
             <w:rStyle w:val="Hyperlink"/>
@@ -179,7 +225,7 @@
           <w:numId w:val="1003"/>
         </w:numPr>
       </w:pPr>
-      <w:hyperlink r:id="rId16">
+      <w:hyperlink r:id="rId18">
         <w:r>
           <w:rPr>
             <w:rStyle w:val="Hyperlink"/>
@@ -194,8 +240,8 @@
         <w:t xml:space="preserve">- use an Extreme Learning Machine for fast neural regression.</w:t>
       </w:r>
     </w:p>
-    <w:bookmarkEnd w:id="17"/>
-    <w:bookmarkStart w:id="20" w:name="sequence-oriented-neural-models"/>
+    <w:bookmarkEnd w:id="19"/>
+    <w:bookmarkStart w:id="22" w:name="sequence-oriented-neural-models"/>
     <w:p>
       <w:pPr>
         <w:pStyle w:val="Heading2"/>
@@ -212,7 +258,7 @@
           <w:numId w:val="1004"/>
         </w:numPr>
       </w:pPr>
-      <w:hyperlink r:id="rId18">
+      <w:hyperlink r:id="rId20">
         <w:r>
           <w:rPr>
             <w:rStyle w:val="Hyperlink"/>
@@ -235,7 +281,7 @@
           <w:numId w:val="1004"/>
         </w:numPr>
       </w:pPr>
-      <w:hyperlink r:id="rId19">
+      <w:hyperlink r:id="rId21">
         <w:r>
           <w:rPr>
             <w:rStyle w:val="Hyperlink"/>
@@ -250,8 +296,8 @@
         <w:t xml:space="preserve">- model sequential dependencies with an LSTM network.</w:t>
       </w:r>
     </w:p>
-    <w:bookmarkEnd w:id="20"/>
-    <w:bookmarkStart w:id="23" w:name="model-search-and-integrated-tuning"/>
+    <w:bookmarkEnd w:id="22"/>
+    <w:bookmarkStart w:id="25" w:name="model-search-and-integrated-tuning"/>
     <w:p>
       <w:pPr>
         <w:pStyle w:val="Heading2"/>
@@ -268,7 +314,7 @@
           <w:numId w:val="1005"/>
         </w:numPr>
       </w:pPr>
-      <w:hyperlink r:id="rId21">
+      <w:hyperlink r:id="rId23">
         <w:r>
           <w:rPr>
             <w:rStyle w:val="Hyperlink"/>
@@ -291,7 +337,7 @@
           <w:numId w:val="1005"/>
         </w:numPr>
       </w:pPr>
-      <w:hyperlink r:id="rId22">
+      <w:hyperlink r:id="rId24">
         <w:r>
           <w:rPr>
             <w:rStyle w:val="Hyperlink"/>
@@ -306,8 +352,8 @@
         <w:t xml:space="preserve">- optimize preprocessing, augmentation, and model parameters together.</w:t>
       </w:r>
     </w:p>
-    <w:bookmarkEnd w:id="23"/>
-    <w:bookmarkEnd w:id="24"/>
+    <w:bookmarkEnd w:id="25"/>
+    <w:bookmarkEnd w:id="26"/>
     <w:sectPr>
       <w:footnotePr>
         <w:numRestart w:val="eachSect"/>

--- a/examples/prediction/doc/README.docx
+++ b/examples/prediction/doc/README.docx
@@ -2,7 +2,7 @@
 <file path=word/document.xml><?xml version="1.0" encoding="utf-8"?>
 <w:document xmlns:w="http://schemas.openxmlformats.org/wordprocessingml/2006/main" xmlns:m="http://schemas.openxmlformats.org/officeDocument/2006/math" xmlns:r="http://schemas.openxmlformats.org/officeDocument/2006/relationships" xmlns:o="urn:schemas-microsoft-com:office:office" xmlns:v="urn:schemas-microsoft-com:vml" xmlns:w10="urn:schemas-microsoft-com:office:word" xmlns:a="http://schemas.openxmlformats.org/drawingml/2006/main" xmlns:pic="http://schemas.openxmlformats.org/drawingml/2006/picture" xmlns:wp="http://schemas.openxmlformats.org/drawingml/2006/wordprocessingDrawing">
   <w:body>
-    <w:bookmarkStart w:id="26" w:name="prediction-examples"/>
+    <w:bookmarkStart w:id="27" w:name="prediction-examples"/>
     <w:p>
       <w:pPr>
         <w:pStyle w:val="Heading1"/>
@@ -72,7 +72,7 @@
           <w:rPr>
             <w:rStyle w:val="Hyperlink"/>
           </w:rPr>
-          <w:t xml:space="preserve">11-darima-regression.md</w:t>
+          <w:t xml:space="preserve">12-darima-regression.md</w:t>
         </w:r>
       </w:hyperlink>
       <w:r>
@@ -95,7 +95,7 @@
           <w:rPr>
             <w:rStyle w:val="Hyperlink"/>
           </w:rPr>
-          <w:t xml:space="preserve">12-warma-regression.md</w:t>
+          <w:t xml:space="preserve">13-warma-regression.md</w:t>
         </w:r>
       </w:hyperlink>
       <w:r>
@@ -185,7 +185,7 @@
       </w:r>
     </w:p>
     <w:bookmarkEnd w:id="16"/>
-    <w:bookmarkStart w:id="19" w:name="feedforward-neural-models"/>
+    <w:bookmarkStart w:id="20" w:name="feedforward-neural-models"/>
     <w:p>
       <w:pPr>
         <w:pStyle w:val="Heading2"/>
@@ -240,8 +240,31 @@
         <w:t xml:space="preserve">- use an Extreme Learning Machine for fast neural regression.</w:t>
       </w:r>
     </w:p>
-    <w:bookmarkEnd w:id="19"/>
-    <w:bookmarkStart w:id="22" w:name="sequence-oriented-neural-models"/>
+    <w:p>
+      <w:pPr>
+        <w:pStyle w:val="Compact"/>
+        <w:numPr>
+          <w:ilvl w:val="0"/>
+          <w:numId w:val="1003"/>
+        </w:numPr>
+      </w:pPr>
+      <w:hyperlink r:id="rId19">
+        <w:r>
+          <w:rPr>
+            <w:rStyle w:val="Hyperlink"/>
+          </w:rPr>
+          <w:t xml:space="preserve">07-torch-ts-mlp-regression.md</w:t>
+        </w:r>
+      </w:hyperlink>
+      <w:r>
+        <w:t xml:space="preserve"> </w:t>
+      </w:r>
+      <w:r>
+        <w:t xml:space="preserve">- train a PyTorch-based multilayer perceptron on lagged inputs.</w:t>
+      </w:r>
+    </w:p>
+    <w:bookmarkEnd w:id="20"/>
+    <w:bookmarkStart w:id="23" w:name="sequence-oriented-neural-models"/>
     <w:p>
       <w:pPr>
         <w:pStyle w:val="Heading2"/>
@@ -258,12 +281,12 @@
           <w:numId w:val="1004"/>
         </w:numPr>
       </w:pPr>
-      <w:hyperlink r:id="rId20">
+      <w:hyperlink r:id="rId21">
         <w:r>
           <w:rPr>
             <w:rStyle w:val="Hyperlink"/>
           </w:rPr>
-          <w:t xml:space="preserve">07-conv1d-regression.md</w:t>
+          <w:t xml:space="preserve">08-conv1d-regression.md</w:t>
         </w:r>
       </w:hyperlink>
       <w:r>
@@ -281,12 +304,12 @@
           <w:numId w:val="1004"/>
         </w:numPr>
       </w:pPr>
-      <w:hyperlink r:id="rId21">
+      <w:hyperlink r:id="rId22">
         <w:r>
           <w:rPr>
             <w:rStyle w:val="Hyperlink"/>
           </w:rPr>
-          <w:t xml:space="preserve">08-lstm-regression.md</w:t>
+          <w:t xml:space="preserve">09-lstm-regression.md</w:t>
         </w:r>
       </w:hyperlink>
       <w:r>
@@ -296,8 +319,8 @@
         <w:t xml:space="preserve">- model sequential dependencies with an LSTM network.</w:t>
       </w:r>
     </w:p>
-    <w:bookmarkEnd w:id="22"/>
-    <w:bookmarkStart w:id="25" w:name="model-search-and-integrated-tuning"/>
+    <w:bookmarkEnd w:id="23"/>
+    <w:bookmarkStart w:id="26" w:name="model-search-and-integrated-tuning"/>
     <w:p>
       <w:pPr>
         <w:pStyle w:val="Heading2"/>
@@ -314,12 +337,12 @@
           <w:numId w:val="1005"/>
         </w:numPr>
       </w:pPr>
-      <w:hyperlink r:id="rId23">
+      <w:hyperlink r:id="rId24">
         <w:r>
           <w:rPr>
             <w:rStyle w:val="Hyperlink"/>
           </w:rPr>
-          <w:t xml:space="preserve">09-model-tuning.md</w:t>
+          <w:t xml:space="preserve">10-model-tuning.md</w:t>
         </w:r>
       </w:hyperlink>
       <w:r>
@@ -337,12 +360,12 @@
           <w:numId w:val="1005"/>
         </w:numPr>
       </w:pPr>
-      <w:hyperlink r:id="rId24">
+      <w:hyperlink r:id="rId25">
         <w:r>
           <w:rPr>
             <w:rStyle w:val="Hyperlink"/>
           </w:rPr>
-          <w:t xml:space="preserve">10-integrated-tuning.md</w:t>
+          <w:t xml:space="preserve">11-integrated-tuning.md</w:t>
         </w:r>
       </w:hyperlink>
       <w:r>
@@ -352,8 +375,8 @@
         <w:t xml:space="preserve">- optimize preprocessing, augmentation, and model parameters together.</w:t>
       </w:r>
     </w:p>
-    <w:bookmarkEnd w:id="25"/>
     <w:bookmarkEnd w:id="26"/>
+    <w:bookmarkEnd w:id="27"/>
     <w:sectPr>
       <w:footnotePr>
         <w:numRestart w:val="eachSect"/>
